--- a/📝文章/20260830/芬超双场001+002_主队让1球全是坑_头条深度版.docx
+++ b/📝文章/20260830/芬超双场001+002_主队让1球全是坑_头条深度版.docx
@@ -42,7 +42,7 @@
           <w:b w:val="0"/>
           <w:sz w:val="21"/>
         </w:rPr>
-        <w:t>很多人看芬超凌晨双场，只看排名：国际图尔第2、赫尔火花第3，两个主队都被市场看好（41%/47%）。但后台模型跑完，发现两场有个共性：主队让1球都是坑。国际图尔让1球要净胜2球，双共识只有16-19%；赫尔火花更别指望大胜，净胜2球双共识22-24%，TPS还带了客场10%胜率的帽子来受让。</w:t>
+        <w:t>芬超这两场，表面看是一主一客的强弱差：国际图尔第2主场打榜首，赫尔火花第3打客场垫底的TPS，市场把两个主队都摆上热门（41%/47%）。但后台模型拆完，两场掉进同一个坑里：主队让1球都难打出净胜2球。国际图尔让1球，净胜2球双共识只有16-19%；赫尔火花更别提大胜，双共识22-24%，TPS还带着客场10%胜率的帽子来受让。</w:t>
       </w:r>
     </w:p>
     <w:p>
@@ -56,7 +56,7 @@
           <w:color w:val="1A237E"/>
           <w:sz w:val="21"/>
         </w:rPr>
-        <w:t>结论先行：两场的钱不在"主队赢两球"，在受让一侧（库奥皮奥+1 63.8% / TPS+1 58.4%）。而这场的底色，一场是平局（国际图尔主场50%平率、交锋5平），一场是大球（赫尔火花主场场均2.0球）。</w:t>
+        <w:t>结论先行：安全区在受让一侧（库奥皮奥+1 63.8% / TPS+1 58.4%），底色一场是平局、一场是大球。</w:t>
       </w:r>
     </w:p>
     <w:p>
@@ -70,7 +70,7 @@
           <w:color w:val="1A237E"/>
           <w:sz w:val="28"/>
         </w:rPr>
-        <w:t>第一场：国际图尔 vs 库奥皮奥 — 榜首战，主队让1球是伪热门</w:t>
+        <w:t>第一场：国际图尔 vs 库奥皮奥 — 榜首战，一场五五开的拉锯</w:t>
       </w:r>
     </w:p>
     <w:p>
@@ -83,7 +83,7 @@
           <w:b w:val="0"/>
           <w:sz w:val="21"/>
         </w:rPr>
-        <w:t>很多人看到芬超榜首战（第2 vs 第1），以为主场作战的国际图尔占优。但拆开看：国际图尔主场确实不败率90%，可平率50%（10场平5场）；而库奥皮奥是它的压制者，近10次交锋4胜（国际图尔只赢1场）、平5场，客场胜率还有60%。</w:t>
+        <w:t>这场的怪在于两套数据打架：国际图尔主场不败率90%，看着该热，可它近10个主场平了5场，是个平局大师；库奥皮奥则是它的压制者，近10次交锋4胜5平，国际图尔只赢过1场。一边主场不败，一边交锋压制，市场给了主队41%，模型跑完是五五开（36%对35%）。</w:t>
       </w:r>
     </w:p>
     <w:p>
@@ -524,7 +524,7 @@
           <w:b w:val="0"/>
           <w:sz w:val="21"/>
         </w:rPr>
-        <w:t>💰 信号：市场41%主微热，模型跑完是五五开（36% vs 35%），库奥皮奥被低估3.5pp（H2H压制+榜首+客场60%胜率）。主队让1球要净胜2球，双共识只有16-19%（榜首战主让球=伪热门），库奥皮奥+1 63.8%是全场最干净信号。平局底色也浓：交锋5平/10 + 主场50%平率，1:1 直接顶成市场最低价。大小球模型42% vs 市场63%有分歧，双方场均才1.2/1.3球，不追大。</w:t>
+        <w:t>💰 信号：分歧在库奥皮奥：模型35%比市场31%高3.5pp——榜首、客场60%胜率、交锋压制，客队是被低估的那边。而主队让1球是伪热门：榜首战想净胜2球，双共识16-19%，库奥皮奥+1 63.8%才是全场最干净的数字。底色是平局：交锋5平加主场50%平率，1:1 直接顶成市场最低价；大小球别追大（模型42% vs 市场63%，双方场均才1.2/1.3球）。</w:t>
       </w:r>
     </w:p>
     <w:p>
@@ -565,7 +565,7 @@
           <w:color w:val="1A237E"/>
           <w:sz w:val="28"/>
         </w:rPr>
-        <w:t>第二场：赫尔火花 vs TPS图尔 — 主强客弱，大球才是主线</w:t>
+        <w:t>第二场：赫尔火花 vs TPS图尔 — 主强客弱，大球共识是主线</w:t>
       </w:r>
     </w:p>
     <w:p>
@@ -578,7 +578,7 @@
           <w:b w:val="0"/>
           <w:sz w:val="21"/>
         </w:rPr>
-        <w:t>很多人看到赫尔火花主场60%胜率、刚连续客场逆转国际图尔和赫尔辛基，觉得大胜稳了。但TPS虽然客场10场只赢1场（10%胜率），带着受让1球的保护，赫尔火花净胜2球的双共识只有22-24%，主队赢面清楚，赢两球难。</w:t>
+        <w:t>这场的反差更直观：赫尔火花主场60%胜率、场均进2.0球，刚连续客场逆转国际图尔和赫尔辛基；TPS客场10场只赢1场（10%），热身还有0:4比勒费的惨案。可反过来看：主队让1球净胜2球双共识只有22-24%——赢面清楚，赢两球难。</w:t>
       </w:r>
     </w:p>
     <w:p>
@@ -1019,7 +1019,7 @@
           <w:b w:val="0"/>
           <w:sz w:val="21"/>
         </w:rPr>
-        <w:t>💰 信号：方向看主（42% vs 47%一致），但主队让1球净胜2球双共识22-24%（中游主队让球陷阱，前面韩职/挪超都有教训），TPS+1 58.4%才是保护层。这场最干净的不是方向，是大球双共识：模型61%和市场60%罕见一致（赫尔火花主场场均进2.0球）。交锋历史上TPS压制过（近10次6胜），但2026年两次交手赫尔火花1胜1平已转向，旧账不用太当回事。</w:t>
+        <w:t>💰 信号：最干净的是大球：模型61%和市场60%罕见一致，赫尔火花主场场均2.0球就是底气。方向看主（42% vs 47%）没毛病，但主队让1球是陷阱——中游主队让球的老毛病，前面韩职、挪超都栽过，TPS+1 58.4%才是保护层。交锋旧账里TPS压制过（近10次6胜），可2026年两次交手赫尔火花1胜1平，旧账早该翻篇了。</w:t>
       </w:r>
     </w:p>
     <w:p>
@@ -1211,7 +1211,7 @@
                 <w:b/>
                 <w:sz w:val="19"/>
               </w:rPr>
-              <w:t>库奥皮奥+1 63.8%；主让1球打穿16-19%；平局底色</w:t>
+              <w:t>库奥皮奥+1 63.8%；主让1球净胜2球 16-19%；平局底色</w:t>
             </w:r>
           </w:p>
         </w:tc>
@@ -1277,7 +1277,7 @@
                 <w:b/>
                 <w:sz w:val="19"/>
               </w:rPr>
-              <w:t>大球共识61%；TPS+1 58.4%；主让1球打穿22-24%</w:t>
+              <w:t>大球共识61%；TPS+1 58.4%；主让1球净胜2球 22-24%</w:t>
             </w:r>
           </w:p>
         </w:tc>
@@ -1332,7 +1332,7 @@
           <w:b w:val="0"/>
           <w:sz w:val="21"/>
         </w:rPr>
-        <w:t>芬超双场拆完了。榜首战你敢押国际图尔赢两球，还是信库奥皮奥客场带走？赫尔火花主场场均2球，TPS客场10%胜率，你赌大球还是受让？评论区留下你的预测比分，赛后我们用实战赛果复盘模型精度。</w:t>
+        <w:t>芬超双场拆完了。两场主队让1球都是坑，受让才是安全区，一场看平局底色、一场看大球主线，你更认同哪边的判断？评论区留下你的预测比分，赛后我们用实战赛果复盘模型精度。</w:t>
       </w:r>
     </w:p>
     <w:p>
